--- a/00-首页/题组Word/习题书/第二篇-结构化学/8-结构推断与综合-学生版.docx
+++ b/00-首页/题组Word/习题书/第二篇-结构化学/8-结构推断与综合-学生版.docx
@@ -441,6 +441,8 @@
       <w:pPr>
         <w:pStyle w:val="BodyText"/>
         <w:spacing w:before="120"/>
+        <w:ind w:left="480" w:hanging="480"/>
+        <w:spacing w:after="0"/>
       </w:pPr>
       <w:r>
         <w:rPr>
@@ -522,7 +524,21 @@
         <w:rPr>
           <w:rFonts w:ascii="Times New Roman" w:hAnsi="Times New Roman" w:eastAsia="Times New Roman" w:cs="Times New Roman"/>
         </w:rPr>
-        <w:t xml:space="preserve">　　B. </w:t>
+        <w:t xml:space="preserve">　　</w:t>
+      </w:r>
+    </w:p>
+    <w:p>
+      <w:pPr>
+        <w:pStyle w:val="BodyText"/>
+        <w:spacing w:before="120"/>
+        <w:ind w:left="480" w:hanging="480"/>
+        <w:spacing w:before="0" w:after="0"/>
+      </w:pPr>
+      <w:r>
+        <w:rPr>
+          <w:rFonts w:ascii="Times New Roman" w:hAnsi="Times New Roman" w:eastAsia="Times New Roman" w:cs="Times New Roman"/>
+        </w:rPr>
+        <w:t xml:space="preserve">B. </w:t>
       </w:r>
       <w:r>
         <w:rPr>
@@ -560,7 +576,21 @@
         <w:rPr>
           <w:rFonts w:ascii="Times New Roman" w:hAnsi="Times New Roman" w:eastAsia="Times New Roman" w:cs="Times New Roman"/>
         </w:rPr>
-        <w:t xml:space="preserve">　　C. M </w:t>
+        <w:t xml:space="preserve">　　</w:t>
+      </w:r>
+    </w:p>
+    <w:p>
+      <w:pPr>
+        <w:pStyle w:val="BodyText"/>
+        <w:spacing w:before="120"/>
+        <w:ind w:left="480" w:hanging="480"/>
+        <w:spacing w:before="0" w:after="0"/>
+      </w:pPr>
+      <w:r>
+        <w:rPr>
+          <w:rFonts w:ascii="Times New Roman" w:hAnsi="Times New Roman" w:eastAsia="Times New Roman" w:cs="Times New Roman"/>
+        </w:rPr>
+        <w:t xml:space="preserve">C. M </w:t>
       </w:r>
       <w:r>
         <w:rPr>
@@ -584,7 +614,21 @@
         <w:rPr>
           <w:rFonts w:ascii="Times New Roman" w:hAnsi="Times New Roman" w:eastAsia="Times New Roman" w:cs="Times New Roman"/>
         </w:rPr>
-        <w:t xml:space="preserve">　　D.</w:t>
+        <w:t xml:space="preserve">　　</w:t>
+      </w:r>
+    </w:p>
+    <w:p>
+      <w:pPr>
+        <w:pStyle w:val="BodyText"/>
+        <w:spacing w:before="120"/>
+        <w:ind w:left="480" w:hanging="480"/>
+        <w:spacing w:before="0" w:after="180"/>
+      </w:pPr>
+      <w:r>
+        <w:rPr>
+          <w:rFonts w:ascii="Times New Roman" w:hAnsi="Times New Roman" w:eastAsia="Times New Roman" w:cs="Times New Roman"/>
+        </w:rPr>
+        <w:t xml:space="preserve">D.</w:t>
       </w:r>
       <w:r>
         <w:rPr>
@@ -668,6 +712,16 @@
         </w:rPr>
         <w:t xml:space="preserve">的核外电子数相等</w:t>
       </w:r>
+    </w:p>
+    <w:p>
+      <w:pPr>
+        <w:spacing w:before="0" w:after="0"/>
+      </w:pPr>
+    </w:p>
+    <w:p>
+      <w:pPr>
+        <w:spacing w:before="0" w:after="0"/>
+      </w:pPr>
     </w:p>
     <w:p>
       <w:pPr>
@@ -1205,6 +1259,46 @@
         </w:rPr>
         <w:t>。</w:t>
       </w:r>
+    </w:p>
+    <w:p>
+      <w:pPr>
+        <w:spacing w:before="0" w:after="0"/>
+      </w:pPr>
+    </w:p>
+    <w:p>
+      <w:pPr>
+        <w:spacing w:before="0" w:after="0"/>
+      </w:pPr>
+    </w:p>
+    <w:p>
+      <w:pPr>
+        <w:spacing w:before="0" w:after="0"/>
+      </w:pPr>
+    </w:p>
+    <w:p>
+      <w:pPr>
+        <w:spacing w:before="0" w:after="0"/>
+      </w:pPr>
+    </w:p>
+    <w:p>
+      <w:pPr>
+        <w:spacing w:before="0" w:after="0"/>
+      </w:pPr>
+    </w:p>
+    <w:p>
+      <w:pPr>
+        <w:spacing w:before="0" w:after="0"/>
+      </w:pPr>
+    </w:p>
+    <w:p>
+      <w:pPr>
+        <w:spacing w:before="0" w:after="0"/>
+      </w:pPr>
+    </w:p>
+    <w:p>
+      <w:pPr>
+        <w:spacing w:before="0" w:after="0"/>
+      </w:pPr>
     </w:p>
     <w:p>
       <w:pPr>
@@ -2966,6 +3060,46 @@
     </w:p>
     <w:p>
       <w:pPr>
+        <w:spacing w:before="0" w:after="0"/>
+      </w:pPr>
+    </w:p>
+    <w:p>
+      <w:pPr>
+        <w:spacing w:before="0" w:after="0"/>
+      </w:pPr>
+    </w:p>
+    <w:p>
+      <w:pPr>
+        <w:spacing w:before="0" w:after="0"/>
+      </w:pPr>
+    </w:p>
+    <w:p>
+      <w:pPr>
+        <w:spacing w:before="0" w:after="0"/>
+      </w:pPr>
+    </w:p>
+    <w:p>
+      <w:pPr>
+        <w:spacing w:before="0" w:after="0"/>
+      </w:pPr>
+    </w:p>
+    <w:p>
+      <w:pPr>
+        <w:spacing w:before="0" w:after="0"/>
+      </w:pPr>
+    </w:p>
+    <w:p>
+      <w:pPr>
+        <w:spacing w:before="0" w:after="0"/>
+      </w:pPr>
+    </w:p>
+    <w:p>
+      <w:pPr>
+        <w:spacing w:before="0" w:after="0"/>
+      </w:pPr>
+    </w:p>
+    <w:p>
+      <w:pPr>
         <w:spacing w:before="160" w:after="80"/>
       </w:pPr>
       <w:r>
@@ -3917,6 +4051,46 @@
         </w:rPr>
         <w:t>：____。</w:t>
       </w:r>
+    </w:p>
+    <w:p>
+      <w:pPr>
+        <w:spacing w:before="0" w:after="0"/>
+      </w:pPr>
+    </w:p>
+    <w:p>
+      <w:pPr>
+        <w:spacing w:before="0" w:after="0"/>
+      </w:pPr>
+    </w:p>
+    <w:p>
+      <w:pPr>
+        <w:spacing w:before="0" w:after="0"/>
+      </w:pPr>
+    </w:p>
+    <w:p>
+      <w:pPr>
+        <w:spacing w:before="0" w:after="0"/>
+      </w:pPr>
+    </w:p>
+    <w:p>
+      <w:pPr>
+        <w:spacing w:before="0" w:after="0"/>
+      </w:pPr>
+    </w:p>
+    <w:p>
+      <w:pPr>
+        <w:spacing w:before="0" w:after="0"/>
+      </w:pPr>
+    </w:p>
+    <w:p>
+      <w:pPr>
+        <w:spacing w:before="0" w:after="0"/>
+      </w:pPr>
+    </w:p>
+    <w:p>
+      <w:pPr>
+        <w:spacing w:before="0" w:after="0"/>
+      </w:pPr>
     </w:p>
     <w:p>
       <w:pPr>
@@ -4136,7 +4310,7 @@
         </w:rPr>
         <w:drawing>
           <wp:inline>
-            <wp:extent cx="3240000" cy="3023123"/>
+            <wp:extent cx="3240000" cy="2970548"/>
             <wp:effectExtent b="0" l="0" r="0" t="0"/>
             <wp:docPr descr="" title="" id="19" name="Picture"/>
             <a:graphic>
@@ -4157,7 +4331,7 @@
                   <pic:spPr bwMode="auto">
                     <a:xfrm>
                       <a:off x="0" y="0"/>
-                      <a:ext cx="3240000" cy="3023123"/>
+                      <a:ext cx="3240000" cy="2970548"/>
                     </a:xfrm>
                     <a:prstGeom prst="rect">
                       <a:avLst/>
@@ -5607,7 +5781,7 @@
         </w:rPr>
         <w:drawing>
           <wp:inline>
-            <wp:extent cx="3240000" cy="2821034"/>
+            <wp:extent cx="3193448" cy="2821034"/>
             <wp:effectExtent b="0" l="0" r="0" t="0"/>
             <wp:docPr descr="" title="" id="25" name="Picture"/>
             <a:graphic>
@@ -5628,7 +5802,7 @@
                   <pic:spPr bwMode="auto">
                     <a:xfrm>
                       <a:off x="0" y="0"/>
-                      <a:ext cx="3240000" cy="2821034"/>
+                      <a:ext cx="3193448" cy="2821034"/>
                     </a:xfrm>
                     <a:prstGeom prst="rect">
                       <a:avLst/>
@@ -5706,7 +5880,7 @@
         </w:rPr>
         <w:drawing>
           <wp:inline>
-            <wp:extent cx="3240000" cy="2559847"/>
+            <wp:extent cx="3165801" cy="2559847"/>
             <wp:effectExtent b="0" l="0" r="0" t="0"/>
             <wp:docPr descr="" title="" id="28" name="Picture"/>
             <a:graphic>
@@ -5727,7 +5901,7 @@
                   <pic:spPr bwMode="auto">
                     <a:xfrm>
                       <a:off x="0" y="0"/>
-                      <a:ext cx="3240000" cy="2559847"/>
+                      <a:ext cx="3165801" cy="2559847"/>
                     </a:xfrm>
                     <a:prstGeom prst="rect">
                       <a:avLst/>
@@ -5855,6 +6029,46 @@
         </w:rPr>
         <w:t>6）</w:t>
       </w:r>
+    </w:p>
+    <w:p>
+      <w:pPr>
+        <w:spacing w:before="0" w:after="0"/>
+      </w:pPr>
+    </w:p>
+    <w:p>
+      <w:pPr>
+        <w:spacing w:before="0" w:after="0"/>
+      </w:pPr>
+    </w:p>
+    <w:p>
+      <w:pPr>
+        <w:spacing w:before="0" w:after="0"/>
+      </w:pPr>
+    </w:p>
+    <w:p>
+      <w:pPr>
+        <w:spacing w:before="0" w:after="0"/>
+      </w:pPr>
+    </w:p>
+    <w:p>
+      <w:pPr>
+        <w:spacing w:before="0" w:after="0"/>
+      </w:pPr>
+    </w:p>
+    <w:p>
+      <w:pPr>
+        <w:spacing w:before="0" w:after="0"/>
+      </w:pPr>
+    </w:p>
+    <w:p>
+      <w:pPr>
+        <w:spacing w:before="0" w:after="0"/>
+      </w:pPr>
+    </w:p>
+    <w:p>
+      <w:pPr>
+        <w:spacing w:before="0" w:after="0"/>
+      </w:pPr>
     </w:p>
     <w:p>
       <w:pPr>

--- a/00-首页/题组Word/习题书/第二篇-结构化学/8-结构推断与综合-学生版.docx
+++ b/00-首页/题组Word/习题书/第二篇-结构化学/8-结构推断与综合-学生版.docx
@@ -1356,7 +1356,7 @@
         <m:sSub>
           <m:e>
             <m:r>
-              <m:t>​</m:t>
+              <m:t xml:space="preserve"> </m:t>
             </m:r>
           </m:e>
           <m:sub>
@@ -1376,7 +1376,7 @@
         <m:sSub>
           <m:e>
             <m:r>
-              <m:t>​</m:t>
+              <m:t xml:space="preserve"> </m:t>
             </m:r>
           </m:e>
           <m:sub>
@@ -1396,7 +1396,7 @@
         <m:sSub>
           <m:e>
             <m:r>
-              <m:t>​</m:t>
+              <m:t xml:space="preserve"> </m:t>
             </m:r>
           </m:e>
           <m:sub>
@@ -1416,7 +1416,7 @@
         <m:sSub>
           <m:e>
             <m:r>
-              <m:t>​</m:t>
+              <m:t xml:space="preserve"> </m:t>
             </m:r>
           </m:e>
           <m:sub>
@@ -1436,7 +1436,7 @@
         <m:sSub>
           <m:e>
             <m:r>
-              <m:t>​</m:t>
+              <m:t xml:space="preserve"> </m:t>
             </m:r>
           </m:e>
           <m:sub>
@@ -1456,7 +1456,7 @@
         <m:sSub>
           <m:e>
             <m:r>
-              <m:t>​</m:t>
+              <m:t xml:space="preserve"> </m:t>
             </m:r>
           </m:e>
           <m:sub>
@@ -2167,7 +2167,7 @@
         <m:sSubSup>
           <m:e>
             <m:r>
-              <m:t>​</m:t>
+              <m:t xml:space="preserve"> </m:t>
             </m:r>
           </m:e>
           <m:sub>
@@ -2224,7 +2224,7 @@
         <m:sSubSup>
           <m:e>
             <m:r>
-              <m:t>​</m:t>
+              <m:t xml:space="preserve"> </m:t>
             </m:r>
           </m:e>
           <m:sub>
@@ -2269,7 +2269,7 @@
         <m:sSubSup>
           <m:e>
             <m:r>
-              <m:t>​</m:t>
+              <m:t xml:space="preserve"> </m:t>
             </m:r>
           </m:e>
           <m:sub>
@@ -2430,7 +2430,7 @@
         <m:sSubSup>
           <m:e>
             <m:r>
-              <m:t>​</m:t>
+              <m:t xml:space="preserve"> </m:t>
             </m:r>
           </m:e>
           <m:sub>
@@ -2475,7 +2475,7 @@
         <m:sSubSup>
           <m:e>
             <m:r>
-              <m:t>​</m:t>
+              <m:t xml:space="preserve"> </m:t>
             </m:r>
           </m:e>
           <m:sub>

--- a/00-首页/题组Word/习题书/第二篇-结构化学/8-结构推断与综合-学生版.docx
+++ b/00-首页/题组Word/习题书/第二篇-结构化学/8-结构推断与综合-学生版.docx
@@ -135,6 +135,14 @@
       <w:tblPr>
         <w:tblStyle w:val="Table"/>
         <w:tblW w:type="auto" w:w="0"/>
+        <w:tblBorders>
+          <w:top w:val="single" w:sz="12" w:space="0" w:color="000000"/>
+          <w:left w:val="none" w:sz="0" w:space="0" w:color="auto"/>
+          <w:bottom w:val="single" w:sz="12" w:space="0" w:color="000000"/>
+          <w:right w:val="none" w:sz="0" w:space="0" w:color="auto"/>
+          <w:insideH w:val="none" w:sz="0" w:space="0" w:color="auto"/>
+          <w:insideV w:val="none" w:sz="0" w:space="0" w:color="auto"/>
+        </w:tblBorders>
         <w:tblLook w:firstRow="1" w:lastRow="0" w:firstColumn="0" w:lastColumn="0" w:noHBand="0" w:noVBand="0" w:val="0020"/>
       </w:tblPr>
       <w:tblGrid>
@@ -150,7 +158,11 @@
           <w:tblHeader w:val="on"/>
         </w:trPr>
         <w:tc>
-          <w:tcPr/>
+          <w:tcPr>
+            <w:tcBorders>
+              <w:bottom w:val="single" w:sz="8" w:space="0" w:color="000000"/>
+            </w:tcBorders>
+          </w:tcPr>
           <w:p>
             <w:pPr>
               <w:pStyle w:val="Compact"/>
@@ -166,7 +178,11 @@
           </w:p>
         </w:tc>
         <w:tc>
-          <w:tcPr/>
+          <w:tcPr>
+            <w:tcBorders>
+              <w:bottom w:val="single" w:sz="8" w:space="0" w:color="000000"/>
+            </w:tcBorders>
+          </w:tcPr>
           <w:p>
             <w:pPr>
               <w:pStyle w:val="Compact"/>
@@ -182,7 +198,11 @@
           </w:p>
         </w:tc>
         <w:tc>
-          <w:tcPr/>
+          <w:tcPr>
+            <w:tcBorders>
+              <w:bottom w:val="single" w:sz="8" w:space="0" w:color="000000"/>
+            </w:tcBorders>
+          </w:tcPr>
           <w:p>
             <w:pPr>
               <w:pStyle w:val="Compact"/>
@@ -198,7 +218,11 @@
           </w:p>
         </w:tc>
         <w:tc>
-          <w:tcPr/>
+          <w:tcPr>
+            <w:tcBorders>
+              <w:bottom w:val="single" w:sz="8" w:space="0" w:color="000000"/>
+            </w:tcBorders>
+          </w:tcPr>
           <w:p>
             <w:pPr>
               <w:pStyle w:val="Compact"/>
@@ -214,7 +238,11 @@
           </w:p>
         </w:tc>
         <w:tc>
-          <w:tcPr/>
+          <w:tcPr>
+            <w:tcBorders>
+              <w:bottom w:val="single" w:sz="8" w:space="0" w:color="000000"/>
+            </w:tcBorders>
+          </w:tcPr>
           <w:p>
             <w:pPr>
               <w:pStyle w:val="Compact"/>
@@ -230,7 +258,11 @@
           </w:p>
         </w:tc>
         <w:tc>
-          <w:tcPr/>
+          <w:tcPr>
+            <w:tcBorders>
+              <w:bottom w:val="single" w:sz="8" w:space="0" w:color="000000"/>
+            </w:tcBorders>
+          </w:tcPr>
           <w:p>
             <w:pPr>
               <w:pStyle w:val="Compact"/>
@@ -440,9 +472,8 @@
     <w:p>
       <w:pPr>
         <w:pStyle w:val="BodyText"/>
-        <w:spacing w:before="120"/>
+        <w:spacing w:before="0" w:after="0"/>
         <w:ind w:left="480" w:hanging="480"/>
-        <w:spacing w:after="0"/>
       </w:pPr>
       <w:r>
         <w:rPr>
@@ -530,9 +561,8 @@
     <w:p>
       <w:pPr>
         <w:pStyle w:val="BodyText"/>
-        <w:spacing w:before="120"/>
+        <w:spacing w:before="0" w:after="0"/>
         <w:ind w:left="480" w:hanging="480"/>
-        <w:spacing w:before="0" w:after="0"/>
       </w:pPr>
       <w:r>
         <w:rPr>
@@ -582,47 +612,45 @@
     <w:p>
       <w:pPr>
         <w:pStyle w:val="BodyText"/>
-        <w:spacing w:before="120"/>
+        <w:spacing w:before="0" w:after="0"/>
         <w:ind w:left="480" w:hanging="480"/>
+      </w:pPr>
+      <w:r>
+        <w:rPr>
+          <w:rFonts w:ascii="Times New Roman" w:hAnsi="Times New Roman" w:eastAsia="Times New Roman" w:cs="Times New Roman"/>
+        </w:rPr>
+        <w:t xml:space="preserve">C. M </w:t>
+      </w:r>
+      <w:r>
+        <w:rPr>
+          <w:rFonts w:hint="eastAsia" w:ascii="Times New Roman" w:hAnsi="Times New Roman" w:eastAsia="FangSong" w:cs="Times New Roman"/>
+        </w:rPr>
+        <w:t xml:space="preserve">与</w:t>
+      </w:r>
+      <w:r>
+        <w:rPr>
+          <w:rFonts w:ascii="Times New Roman" w:hAnsi="Times New Roman" w:eastAsia="Times New Roman" w:cs="Times New Roman"/>
+        </w:rPr>
+        <w:t xml:space="preserve"> T </w:t>
+      </w:r>
+      <w:r>
+        <w:rPr>
+          <w:rFonts w:hint="eastAsia" w:ascii="Times New Roman" w:hAnsi="Times New Roman" w:eastAsia="FangSong" w:cs="Times New Roman"/>
+        </w:rPr>
+        <w:t xml:space="preserve">形成的化合物具有两性</w:t>
+      </w:r>
+      <w:r>
+        <w:rPr>
+          <w:rFonts w:ascii="Times New Roman" w:hAnsi="Times New Roman" w:eastAsia="Times New Roman" w:cs="Times New Roman"/>
+        </w:rPr>
+        <w:t xml:space="preserve">　　</w:t>
+      </w:r>
+    </w:p>
+    <w:p>
+      <w:pPr>
+        <w:pStyle w:val="BodyText"/>
         <w:spacing w:before="0" w:after="0"/>
-      </w:pPr>
-      <w:r>
-        <w:rPr>
-          <w:rFonts w:ascii="Times New Roman" w:hAnsi="Times New Roman" w:eastAsia="Times New Roman" w:cs="Times New Roman"/>
-        </w:rPr>
-        <w:t xml:space="preserve">C. M </w:t>
-      </w:r>
-      <w:r>
-        <w:rPr>
-          <w:rFonts w:hint="eastAsia" w:ascii="Times New Roman" w:hAnsi="Times New Roman" w:eastAsia="FangSong" w:cs="Times New Roman"/>
-        </w:rPr>
-        <w:t xml:space="preserve">与</w:t>
-      </w:r>
-      <w:r>
-        <w:rPr>
-          <w:rFonts w:ascii="Times New Roman" w:hAnsi="Times New Roman" w:eastAsia="Times New Roman" w:cs="Times New Roman"/>
-        </w:rPr>
-        <w:t xml:space="preserve"> T </w:t>
-      </w:r>
-      <w:r>
-        <w:rPr>
-          <w:rFonts w:hint="eastAsia" w:ascii="Times New Roman" w:hAnsi="Times New Roman" w:eastAsia="FangSong" w:cs="Times New Roman"/>
-        </w:rPr>
-        <w:t xml:space="preserve">形成的化合物具有两性</w:t>
-      </w:r>
-      <w:r>
-        <w:rPr>
-          <w:rFonts w:ascii="Times New Roman" w:hAnsi="Times New Roman" w:eastAsia="Times New Roman" w:cs="Times New Roman"/>
-        </w:rPr>
-        <w:t xml:space="preserve">　　</w:t>
-      </w:r>
-    </w:p>
-    <w:p>
-      <w:pPr>
-        <w:pStyle w:val="BodyText"/>
-        <w:spacing w:before="120"/>
         <w:ind w:left="480" w:hanging="480"/>
-        <w:spacing w:before="0" w:after="180"/>
       </w:pPr>
       <w:r>
         <w:rPr>
@@ -6656,7 +6684,7 @@
     <ns0:rPr>
       <ns0:rFonts ns0:ascii="Times New Roman" ns0:cs="Times New Roman" ns0:eastAsia="SimHei" ns0:hAnsi="Times New Roman"/>
       <ns0:b/>
-      <ns0:color ns0:val="17324D"/>
+      <ns0:color ns0:val="000000"/>
       <ns0:sz ns0:val="44"/>
       <ns0:szCs ns0:val="56"/>
     </ns0:rPr>
@@ -6798,7 +6826,7 @@
     <ns0:rPr>
       <ns0:rFonts ns0:ascii="Times New Roman" ns0:cs="Times New Roman" ns0:eastAsia="SimHei" ns0:hAnsi="Times New Roman"/>
       <ns0:b/>
-      <ns0:color ns0:val="17324D"/>
+      <ns0:color ns0:val="000000"/>
       <ns0:sz ns0:val="32"/>
       <ns0:szCs ns0:val="40"/>
     </ns0:rPr>
@@ -6822,7 +6850,7 @@
     <ns0:rPr>
       <ns0:rFonts ns0:ascii="Times New Roman" ns0:cs="Times New Roman" ns0:eastAsia="SimHei" ns0:hAnsi="Times New Roman"/>
       <ns0:b/>
-      <ns0:color ns0:val="17324D"/>
+      <ns0:color ns0:val="000000"/>
       <ns0:sz ns0:val="28"/>
       <ns0:szCs ns0:val="32"/>
     </ns0:rPr>
@@ -6846,7 +6874,7 @@
     <ns0:rPr>
       <ns0:rFonts ns0:ascii="Times New Roman" ns0:cs="Times New Roman" ns0:eastAsia="SimHei" ns0:hAnsi="Times New Roman"/>
       <ns0:b/>
-      <ns0:color ns0:val="17324D"/>
+      <ns0:color ns0:val="000000"/>
       <ns0:sz ns0:val="25"/>
       <ns0:szCs ns0:val="28"/>
     </ns0:rPr>
